--- a/atelier/atelier_125.docx
+++ b/atelier/atelier_125.docx
@@ -288,7 +288,7 @@
           </w:tcPr>
           <w:p>
             <w:r>
-              <w:t xml:space="preserve">La squad (Dev + Ops), écran partagé, .gitlab-ci.yml complet</w:t>
+              <w:t xml:space="preserve">La squad (Dev + Ops), écran partagé,.gitlab-ci.yml complet</w:t>
             </w:r>
           </w:p>
         </w:tc>
@@ -441,7 +441,7 @@
           </w:tcPr>
           <w:p>
             <w:r>
-              <w:t xml:space="preserve">Stages test (#122), lint (#123), sécu (#124) en cours de mise en place</w:t>
+              <w:t xml:space="preserve">Stages test, lint, sécu en cours de mise en place</w:t>
             </w:r>
           </w:p>
         </w:tc>
@@ -494,7 +494,7 @@
         <w:spacing w:after="80"/>
       </w:pPr>
       <w:r>
-        <w:t xml:space="preserve">Le seuil objective la qualité : « assez de tests ? » est subjectif ; « couverture ≥ X % » est binaire. Définir des seuils transforme la qualité d’une appréciation en critère mesurable et incontestable — comme la date d’expiration des flags (#114) ou le seuil d’âge des branches (#82) ont objectivé leurs sujets. Le seuil tranche sans débat.</w:t>
+        <w:t xml:space="preserve">Le seuil objective la qualité : « assez de tests ? » est subjectif ; « couverture ≥ X % » est binaire. Définir des seuils transforme la qualité d’une appréciation en critère mesurable et incontestable — comme la date d’expiration des flags ou le seuil d’âge des branches ont objectivé leurs sujets. Le seuil tranche sans débat.</w:t>
       </w:r>
     </w:p>
     <w:p>
@@ -591,17 +591,17 @@
                 <w:sz w:val="18"/>
                 <w:szCs w:val="18"/>
               </w:rPr>
-              <w:t xml:space="preserve">  TEST   : couverture &gt;= seuil co-décidé (ex. démarrer bas,</w:t>
-            </w:r>
-          </w:p>
-          <w:p>
-            <w:r>
-              <w:rPr>
-                <w:rFonts w:ascii="Consolas" w:cs="Consolas" w:eastAsia="Consolas" w:hAnsi="Consolas"/>
-                <w:sz w:val="18"/>
-                <w:szCs w:val="18"/>
-              </w:rPr>
-              <w:t xml:space="preserve">           monter par paliers) ; tout test rouge -&gt; échec</w:t>
+              <w:t xml:space="preserve"> TEST : couverture &gt;= seuil co-décidé (ex. démarrer bas,</w:t>
+            </w:r>
+          </w:p>
+          <w:p>
+            <w:r>
+              <w:rPr>
+                <w:rFonts w:ascii="Consolas" w:cs="Consolas" w:eastAsia="Consolas" w:hAnsi="Consolas"/>
+                <w:sz w:val="18"/>
+                <w:szCs w:val="18"/>
+              </w:rPr>
+              <w:t xml:space="preserve"> monter par paliers) ; tout test rouge -&gt; échec</w:t>
             </w:r>
           </w:p>
           <w:p>
@@ -621,17 +621,17 @@
                 <w:sz w:val="18"/>
                 <w:szCs w:val="18"/>
               </w:rPr>
-              <w:t xml:space="preserve">  LINT   : zéro erreur bloquante (les warnings peuvent</w:t>
-            </w:r>
-          </w:p>
-          <w:p>
-            <w:r>
-              <w:rPr>
-                <w:rFonts w:ascii="Consolas" w:cs="Consolas" w:eastAsia="Consolas" w:hAnsi="Consolas"/>
-                <w:sz w:val="18"/>
-                <w:szCs w:val="18"/>
-              </w:rPr>
-              <w:t xml:space="preserve">           rester informatifs au début)</w:t>
+              <w:t xml:space="preserve"> LINT : zéro erreur bloquante (les warnings peuvent</w:t>
+            </w:r>
+          </w:p>
+          <w:p>
+            <w:r>
+              <w:rPr>
+                <w:rFonts w:ascii="Consolas" w:cs="Consolas" w:eastAsia="Consolas" w:hAnsi="Consolas"/>
+                <w:sz w:val="18"/>
+                <w:szCs w:val="18"/>
+              </w:rPr>
+              <w:t xml:space="preserve"> rester informatifs au début)</w:t>
             </w:r>
           </w:p>
           <w:p>
@@ -651,17 +651,17 @@
                 <w:sz w:val="18"/>
                 <w:szCs w:val="18"/>
               </w:rPr>
-              <w:t xml:space="preserve">  SÉCU   : zéro vulnérabilité CRITIQUE (puis durcir vers</w:t>
-            </w:r>
-          </w:p>
-          <w:p>
-            <w:r>
-              <w:rPr>
-                <w:rFonts w:ascii="Consolas" w:cs="Consolas" w:eastAsia="Consolas" w:hAnsi="Consolas"/>
-                <w:sz w:val="18"/>
-                <w:szCs w:val="18"/>
-              </w:rPr>
-              <w:t xml:space="preserve">           les hautes) ; bloquer sur CVE critique des deps</w:t>
+              <w:t xml:space="preserve"> SÉCU : zéro vulnérabilité CRITIQUE (puis durcir vers</w:t>
+            </w:r>
+          </w:p>
+          <w:p>
+            <w:r>
+              <w:rPr>
+                <w:rFonts w:ascii="Consolas" w:cs="Consolas" w:eastAsia="Consolas" w:hAnsi="Consolas"/>
+                <w:sz w:val="18"/>
+                <w:szCs w:val="18"/>
+              </w:rPr>
+              <w:t xml:space="preserve"> les hautes) ; bloquer sur CVE critique des deps</w:t>
             </w:r>
           </w:p>
           <w:p>
@@ -681,27 +681,27 @@
                 <w:sz w:val="18"/>
                 <w:szCs w:val="18"/>
               </w:rPr>
-              <w:t xml:space="preserve">  Principe : commencer avec des seuils ATTEIGNABLES,</w:t>
-            </w:r>
-          </w:p>
-          <w:p>
-            <w:r>
-              <w:rPr>
-                <w:rFonts w:ascii="Consolas" w:cs="Consolas" w:eastAsia="Consolas" w:hAnsi="Consolas"/>
-                <w:sz w:val="18"/>
-                <w:szCs w:val="18"/>
-              </w:rPr>
-              <w:t xml:space="preserve">  les durcir progressivement. Une gate qu'on peut tenir</w:t>
-            </w:r>
-          </w:p>
-          <w:p>
-            <w:r>
-              <w:rPr>
-                <w:rFonts w:ascii="Consolas" w:cs="Consolas" w:eastAsia="Consolas" w:hAnsi="Consolas"/>
-                <w:sz w:val="18"/>
-                <w:szCs w:val="18"/>
-              </w:rPr>
-              <w:t xml:space="preserve">  est tenue ; une gate inatteignable est désactivée.</w:t>
+              <w:t xml:space="preserve"> Principe : commencer avec des seuils ATTEIGNABLES,</w:t>
+            </w:r>
+          </w:p>
+          <w:p>
+            <w:r>
+              <w:rPr>
+                <w:rFonts w:ascii="Consolas" w:cs="Consolas" w:eastAsia="Consolas" w:hAnsi="Consolas"/>
+                <w:sz w:val="18"/>
+                <w:szCs w:val="18"/>
+              </w:rPr>
+              <w:t xml:space="preserve"> les durcir progressivement. Une gate qu'on peut tenir</w:t>
+            </w:r>
+          </w:p>
+          <w:p>
+            <w:r>
+              <w:rPr>
+                <w:rFonts w:ascii="Consolas" w:cs="Consolas" w:eastAsia="Consolas" w:hAnsi="Consolas"/>
+                <w:sz w:val="18"/>
+                <w:szCs w:val="18"/>
+              </w:rPr>
+              <w:t xml:space="preserve"> est tenue ; une gate inatteignable est désactivée.</w:t>
             </w:r>
           </w:p>
           <w:p>
@@ -721,17 +721,17 @@
                 <w:sz w:val="18"/>
                 <w:szCs w:val="18"/>
               </w:rPr>
-              <w:t xml:space="preserve">  -&gt; en dessous du seuil : pipeline ROUGE, merge/deploy</w:t>
-            </w:r>
-          </w:p>
-          <w:p>
-            <w:r>
-              <w:rPr>
-                <w:rFonts w:ascii="Consolas" w:cs="Consolas" w:eastAsia="Consolas" w:hAnsi="Consolas"/>
-                <w:sz w:val="18"/>
-                <w:szCs w:val="18"/>
-              </w:rPr>
-              <w:t xml:space="preserve">     bloqué. Au-dessus : on continue.</w:t>
+              <w:t xml:space="preserve"> -&gt; en dessous du seuil : pipeline ROUGE, merge/deploy</w:t>
+            </w:r>
+          </w:p>
+          <w:p>
+            <w:r>
+              <w:rPr>
+                <w:rFonts w:ascii="Consolas" w:cs="Consolas" w:eastAsia="Consolas" w:hAnsi="Consolas"/>
+                <w:sz w:val="18"/>
+                <w:szCs w:val="18"/>
+              </w:rPr>
+              <w:t xml:space="preserve"> bloqué. Au-dessus : on continue.</w:t>
             </w:r>
           </w:p>
         </w:tc>
@@ -1078,7 +1078,7 @@
         <w:spacing w:after="120"/>
       </w:pPr>
       <w:r>
-        <w:t xml:space="preserve">Avec les quality gates, la question P04 est complète sur tout son gradient : découvrir le pipeline complet (#121), ajouter le test (#122), le lint (#123), la sécurité (#124), et compléter + rendre bloquant (#125). Le pipeline est passé d’un simple build à un garde-fou complet qui vérifie le comportement, la qualité et la sécurité, et qui EMPÊCHE de livrer ce qui n’est pas conforme. C’est l’incarnation, dans le pipeline, de l’exigence de qualité et de sécurité du contexte bancaire — systématique, mesurable et auditable.</w:t>
+        <w:t xml:space="preserve">Avec les quality gates, la question P04 est complète sur tout son gradient : découvrir le pipeline complet, ajouter le test, le lint, la sécurité, et compléter + rendre bloquant. Le pipeline est passé d’un simple build à un garde-fou complet qui vérifie le comportement, la qualité et la sécurité, et qui EMPÊCHE de livrer ce qui n’est pas conforme. C’est l’incarnation, dans le pipeline, de l’exigence de qualité et de sécurité du contexte bancaire — systématique, mesurable et auditable.</w:t>
       </w:r>
     </w:p>
     <w:p>
